--- a/29_Daphne_Steele_Facilitator_Guide.docx
+++ b/29_Daphne_Steele_Facilitator_Guide.docx
@@ -143,7 +143,7 @@
           <w:color w:val="5E5E5E"/>
           <w:sz w:val="20"/>
         </w:rPr>
-        <w:t xml:space="preserve">FACILITATOR GUIDE  ·  AGES 11–16  ·  60 MINUTES</w:t>
+        <w:t xml:space="preserve">FACILITATOR GUIDE  ·  AGES 11–16  ·  45–60 MINUTES</w:t>
       </w:r>
     </w:p>
     <w:p>
@@ -248,7 +248,7 @@
                 <w:color w:val="1A1A1A"/>
                 <w:sz w:val="20"/>
               </w:rPr>
-              <w:t xml:space="preserve">60 minutes</w:t>
+              <w:t xml:space="preserve">45–60 minutes</w:t>
             </w:r>
           </w:p>
         </w:tc>
@@ -392,7 +392,7 @@
                 <w:color w:val="1A1A1A"/>
                 <w:sz w:val="20"/>
               </w:rPr>
-              <w:t xml:space="preserve">Student worksheet (one each), pens, a map of the Caribbean and the UK. Optional: timeline cards (Section 8).</w:t>
+              <w:t xml:space="preserve">Student worksheet (one each), pens, board. Optional: a map showing Guyana, Plymouth, London (Balham) and Ilkley.</w:t>
             </w:r>
           </w:p>
         </w:tc>
@@ -464,7 +464,7 @@
                 <w:color w:val="1A1A1A"/>
                 <w:sz w:val="20"/>
               </w:rPr>
-              <w:t xml:space="preserve">Photo detective, word match, put it in order, sorting, opinion scale, letter writing, true or false, exit ticket.</w:t>
+              <w:t xml:space="preserve">Photo detective, match it, put it in order, barriers and bridges sort, true or false, letter writing, group discussion, opinion scale, confidence check.</w:t>
             </w:r>
           </w:p>
         </w:tc>
@@ -534,7 +534,7 @@
                 <w:color w:val="1A1A1A"/>
                 <w:sz w:val="20"/>
               </w:rPr>
-              <w:t xml:space="preserve">Whole class, pairs and individual work</w:t>
+              <w:t xml:space="preserve">Whole class, pairs and small groups</w:t>
             </w:r>
           </w:p>
         </w:tc>
@@ -586,7 +586,7 @@
           <w:color w:val="1A1A1A"/>
           <w:sz w:val="20"/>
         </w:rPr>
-        <w:t xml:space="preserve">In 1964 Daphne Steele became the first Black woman appointed as a matron in the NHS – the senior nurse in charge of a hospital. She came to Britain from British Guiana (now Guyana) in 1951, one of the many Caribbean nurses recruited to help staff the new health service. Her story shows learners that the NHS was built partly by people like her, and that being 'the first' takes courage, skill and the support of others.</w:t>
+        <w:t xml:space="preserve">In 1964 Daphne Steele became the first Black woman appointed as a matron in the NHS – the senior nurse in charge of a hospital. She came to Britain from British Guiana (now Guyana) in 1951, one of many Caribbean nurses recruited to staff the new health service.</w:t>
       </w:r>
     </w:p>
     <w:p>
@@ -601,7 +601,7 @@
           <w:color w:val="1A1A1A"/>
           <w:sz w:val="20"/>
         </w:rPr>
-        <w:t xml:space="preserve">St George's Hospital in Tooting marks Daphne Steele Day every year on her birthday, 15 October, so the session fits well around that date.</w:t>
+        <w:t xml:space="preserve">Her story shows learners that the NHS was built partly by people like her, and that being 'the first' takes courage, skill and the support of others. St George's Hospital marks Daphne Steele Day every year on 15 October.</w:t>
       </w:r>
     </w:p>
     <w:p>
@@ -729,33 +729,7 @@
           <w:color w:val="1A1A1A"/>
           <w:sz w:val="20"/>
         </w:rPr>
-        <w:t xml:space="preserve">Explain what her words “If one can do it, we all can do it” mean today.</w:t>
-      </w:r>
-    </w:p>
-    <w:p>
-      <w:pPr>
-        <w:spacing w:after="60"/>
-        <w:ind w:left="454" w:hanging="255"/>
-      </w:pPr>
-      <w:r>
-        <w:rPr>
-          <w:rFonts w:ascii="Aptos" w:hAnsi="Aptos"/>
-          <w:b/>
-          <w:i w:val="0"/>
-          <w:color w:val="E8A800"/>
-          <w:sz w:val="16"/>
-        </w:rPr>
-        <w:t xml:space="preserve">■  </w:t>
-      </w:r>
-      <w:r>
-        <w:rPr>
-          <w:rFonts w:ascii="Aptos" w:hAnsi="Aptos"/>
-          <w:b w:val="0"/>
-          <w:i w:val="0"/>
-          <w:color w:val="1A1A1A"/>
-          <w:sz w:val="20"/>
-        </w:rPr>
-        <w:t xml:space="preserve">Describe how she is remembered (plaques, a memorial tree, Daphne Steele Day).</w:t>
+        <w:t xml:space="preserve">Explain what “If one can do it, we all can do it” means today.</w:t>
       </w:r>
     </w:p>
     <w:p>
@@ -977,7 +951,7 @@
                 <w:color w:val="1A1A1A"/>
                 <w:sz w:val="20"/>
               </w:rPr>
-              <w:t xml:space="preserve">Photo Detective</w:t>
+              <w:t xml:space="preserve">Warm-Up</w:t>
             </w:r>
           </w:p>
         </w:tc>
@@ -1010,7 +984,7 @@
                 <w:color w:val="1A1A1A"/>
                 <w:sz w:val="20"/>
               </w:rPr>
-              <w:t xml:space="preserve">Learners study the photo in Part 2 (a smiling nurse holding two babies) and guess her job and the date. Then reveal her name.</w:t>
+              <w:t xml:space="preserve">Photo detective: learners study the photo (no caption) and answer the three questions. Then reveal her name.</w:t>
             </w:r>
           </w:p>
         </w:tc>
@@ -1048,7 +1022,7 @@
                 <w:color w:val="1A1A1A"/>
                 <w:sz w:val="20"/>
               </w:rPr>
-              <w:t xml:space="preserve">8</w:t>
+              <w:t xml:space="preserve">10</w:t>
             </w:r>
           </w:p>
         </w:tc>
@@ -1081,7 +1055,7 @@
                 <w:color w:val="1A1A1A"/>
                 <w:sz w:val="20"/>
               </w:rPr>
-              <w:t xml:space="preserve">Setting the Scene</w:t>
+              <w:t xml:space="preserve">Learn</w:t>
             </w:r>
           </w:p>
         </w:tc>
@@ -1114,7 +1088,7 @@
                 <w:color w:val="1A1A1A"/>
                 <w:sz w:val="20"/>
               </w:rPr>
-              <w:t xml:space="preserve">The NHS began in 1948 and needed nurses. Many came from the Caribbean. Trace her journey on a map: Guyana → Plymouth → Balham → Ilkley. Word match (Part 3).</w:t>
+              <w:t xml:space="preserve">Read the Learn section together. Trace her journey on a map: Guyana → Plymouth → Balham → Ilkley. Go through the key words.</w:t>
             </w:r>
           </w:p>
         </w:tc>
@@ -1152,7 +1126,7 @@
                 <w:color w:val="1A1A1A"/>
                 <w:sz w:val="20"/>
               </w:rPr>
-              <w:t xml:space="preserve">10</w:t>
+              <w:t xml:space="preserve">20</w:t>
             </w:r>
           </w:p>
         </w:tc>
@@ -1185,7 +1159,7 @@
                 <w:color w:val="1A1A1A"/>
                 <w:sz w:val="20"/>
               </w:rPr>
-              <w:t xml:space="preserve">Her Story</w:t>
+              <w:t xml:space="preserve">Activities</w:t>
             </w:r>
           </w:p>
         </w:tc>
@@ -1218,7 +1192,7 @@
                 <w:color w:val="1A1A1A"/>
                 <w:sz w:val="20"/>
               </w:rPr>
-              <w:t xml:space="preserve">Read the Learn section together, including the photo of Daphne in uniform. Learners put her life in order (Part 4).</w:t>
+              <w:t xml:space="preserve">Match it, put it in order, barriers and bridges, true or false, then the letter to Daphne. Two or three learners read their letters aloud.</w:t>
             </w:r>
           </w:p>
         </w:tc>
@@ -1256,7 +1230,7 @@
                 <w:color w:val="1A1A1A"/>
                 <w:sz w:val="20"/>
               </w:rPr>
-              <w:t xml:space="preserve">12</w:t>
+              <w:t xml:space="preserve">8</w:t>
             </w:r>
           </w:p>
         </w:tc>
@@ -1289,7 +1263,7 @@
                 <w:color w:val="1A1A1A"/>
                 <w:sz w:val="20"/>
               </w:rPr>
-              <w:t xml:space="preserve">Barriers &amp; Bridges</w:t>
+              <w:t xml:space="preserve">Talk It Out</w:t>
             </w:r>
           </w:p>
         </w:tc>
@@ -1322,7 +1296,7 @@
                 <w:color w:val="1A1A1A"/>
                 <w:sz w:val="20"/>
               </w:rPr>
-              <w:t xml:space="preserve">Pairs sort statements A–F (Part 5). Discuss: why might some patients have called her “you people”? How does it feel to be the only one?</w:t>
+              <w:t xml:space="preserve">Group discussion, including the quote and what it means to be 'the first'.</w:t>
             </w:r>
           </w:p>
         </w:tc>
@@ -1349,7 +1323,6 @@
           </w:tcPr>
           <w:p>
             <w:pPr>
-              <w:keepNext/>
               <w:spacing w:after="0"/>
             </w:pPr>
             <w:r>
@@ -1360,7 +1333,7 @@
                 <w:color w:val="1A1A1A"/>
                 <w:sz w:val="20"/>
               </w:rPr>
-              <w:t xml:space="preserve">8</w:t>
+              <w:t xml:space="preserve">5–10</w:t>
             </w:r>
           </w:p>
         </w:tc>
@@ -1382,7 +1355,6 @@
           </w:tcPr>
           <w:p>
             <w:pPr>
-              <w:keepNext/>
               <w:spacing w:after="0"/>
             </w:pPr>
             <w:r>
@@ -1393,7 +1365,7 @@
                 <w:color w:val="1A1A1A"/>
                 <w:sz w:val="20"/>
               </w:rPr>
-              <w:t xml:space="preserve">In Her Words</w:t>
+              <w:t xml:space="preserve">Reflection</w:t>
             </w:r>
           </w:p>
         </w:tc>
@@ -1415,7 +1387,6 @@
           </w:tcPr>
           <w:p>
             <w:pPr>
-              <w:keepNext/>
               <w:spacing w:after="0"/>
             </w:pPr>
             <w:r>
@@ -1426,212 +1397,7 @@
                 <w:color w:val="1A1A1A"/>
                 <w:sz w:val="20"/>
               </w:rPr>
-              <w:t xml:space="preserve">Read the quote. Learners rate how far they agree and explain why (Part 6).</w:t>
-            </w:r>
-          </w:p>
-        </w:tc>
-      </w:tr>
-      <w:tr>
-        <w:trPr>
-          <w:cantSplit/>
-        </w:trPr>
-        <w:tc>
-          <w:tcPr>
-            <w:tcW w:type="dxa" w:w="907"/>
-            <w:tcBorders>
-              <w:top w:val="single" w:sz="4" w:space="0" w:color="D9C58A"/>
-              <w:left w:val="single" w:sz="4" w:space="0" w:color="D9C58A"/>
-              <w:bottom w:val="single" w:sz="4" w:space="0" w:color="D9C58A"/>
-              <w:right w:val="single" w:sz="4" w:space="0" w:color="D9C58A"/>
-            </w:tcBorders>
-            <w:tcMar>
-              <w:top w:w="80" w:type="dxa"/>
-              <w:left w:w="140" w:type="dxa"/>
-              <w:bottom w:w="80" w:type="dxa"/>
-              <w:right w:w="140" w:type="dxa"/>
-            </w:tcMar>
-          </w:tcPr>
-          <w:p>
-            <w:pPr>
-              <w:keepNext/>
-              <w:spacing w:after="0"/>
-            </w:pPr>
-            <w:r>
-              <w:rPr>
-                <w:rFonts w:ascii="Aptos" w:hAnsi="Aptos"/>
-                <w:b w:val="0"/>
-                <w:i w:val="0"/>
-                <w:color w:val="1A1A1A"/>
-                <w:sz w:val="20"/>
-              </w:rPr>
-              <w:t xml:space="preserve">10</w:t>
-            </w:r>
-          </w:p>
-        </w:tc>
-        <w:tc>
-          <w:tcPr>
-            <w:tcW w:type="dxa" w:w="2154"/>
-            <w:tcBorders>
-              <w:top w:val="single" w:sz="4" w:space="0" w:color="D9C58A"/>
-              <w:left w:val="single" w:sz="4" w:space="0" w:color="D9C58A"/>
-              <w:bottom w:val="single" w:sz="4" w:space="0" w:color="D9C58A"/>
-              <w:right w:val="single" w:sz="4" w:space="0" w:color="D9C58A"/>
-            </w:tcBorders>
-            <w:tcMar>
-              <w:top w:w="80" w:type="dxa"/>
-              <w:left w:w="140" w:type="dxa"/>
-              <w:bottom w:w="80" w:type="dxa"/>
-              <w:right w:w="140" w:type="dxa"/>
-            </w:tcMar>
-          </w:tcPr>
-          <w:p>
-            <w:pPr>
-              <w:keepNext/>
-              <w:spacing w:after="0"/>
-            </w:pPr>
-            <w:r>
-              <w:rPr>
-                <w:rFonts w:ascii="Aptos" w:hAnsi="Aptos"/>
-                <w:b w:val="0"/>
-                <w:i w:val="0"/>
-                <w:color w:val="1A1A1A"/>
-                <w:sz w:val="20"/>
-              </w:rPr>
-              <w:t xml:space="preserve">Letter to Daphne</w:t>
-            </w:r>
-          </w:p>
-        </w:tc>
-        <w:tc>
-          <w:tcPr>
-            <w:tcW w:type="dxa" w:w="6180"/>
-            <w:tcBorders>
-              <w:top w:val="single" w:sz="4" w:space="0" w:color="D9C58A"/>
-              <w:left w:val="single" w:sz="4" w:space="0" w:color="D9C58A"/>
-              <w:bottom w:val="single" w:sz="4" w:space="0" w:color="D9C58A"/>
-              <w:right w:val="single" w:sz="4" w:space="0" w:color="D9C58A"/>
-            </w:tcBorders>
-            <w:tcMar>
-              <w:top w:w="80" w:type="dxa"/>
-              <w:left w:w="140" w:type="dxa"/>
-              <w:bottom w:w="80" w:type="dxa"/>
-              <w:right w:w="140" w:type="dxa"/>
-            </w:tcMar>
-          </w:tcPr>
-          <w:p>
-            <w:pPr>
-              <w:keepNext/>
-              <w:spacing w:after="0"/>
-            </w:pPr>
-            <w:r>
-              <w:rPr>
-                <w:rFonts w:ascii="Aptos" w:hAnsi="Aptos"/>
-                <w:b w:val="0"/>
-                <w:i w:val="0"/>
-                <w:color w:val="1A1A1A"/>
-                <w:sz w:val="20"/>
-              </w:rPr>
-              <w:t xml:space="preserve">She got about 350 letters in 1964 and replied to each one. Learners write her a letter (Part 7). Two or three read theirs aloud.</w:t>
-            </w:r>
-          </w:p>
-        </w:tc>
-      </w:tr>
-      <w:tr>
-        <w:trPr>
-          <w:cantSplit/>
-        </w:trPr>
-        <w:tc>
-          <w:tcPr>
-            <w:tcW w:type="dxa" w:w="907"/>
-            <w:tcBorders>
-              <w:top w:val="single" w:sz="4" w:space="0" w:color="D9C58A"/>
-              <w:left w:val="single" w:sz="4" w:space="0" w:color="D9C58A"/>
-              <w:bottom w:val="single" w:sz="4" w:space="0" w:color="D9C58A"/>
-              <w:right w:val="single" w:sz="4" w:space="0" w:color="D9C58A"/>
-            </w:tcBorders>
-            <w:tcMar>
-              <w:top w:w="80" w:type="dxa"/>
-              <w:left w:w="140" w:type="dxa"/>
-              <w:bottom w:w="80" w:type="dxa"/>
-              <w:right w:w="140" w:type="dxa"/>
-            </w:tcMar>
-          </w:tcPr>
-          <w:p>
-            <w:pPr>
-              <w:spacing w:after="0"/>
-            </w:pPr>
-            <w:r>
-              <w:rPr>
-                <w:rFonts w:ascii="Aptos" w:hAnsi="Aptos"/>
-                <w:b w:val="0"/>
-                <w:i w:val="0"/>
-                <w:color w:val="1A1A1A"/>
-                <w:sz w:val="20"/>
-              </w:rPr>
-              <w:t xml:space="preserve">7</w:t>
-            </w:r>
-          </w:p>
-        </w:tc>
-        <w:tc>
-          <w:tcPr>
-            <w:tcW w:type="dxa" w:w="2154"/>
-            <w:tcBorders>
-              <w:top w:val="single" w:sz="4" w:space="0" w:color="D9C58A"/>
-              <w:left w:val="single" w:sz="4" w:space="0" w:color="D9C58A"/>
-              <w:bottom w:val="single" w:sz="4" w:space="0" w:color="D9C58A"/>
-              <w:right w:val="single" w:sz="4" w:space="0" w:color="D9C58A"/>
-            </w:tcBorders>
-            <w:tcMar>
-              <w:top w:w="80" w:type="dxa"/>
-              <w:left w:w="140" w:type="dxa"/>
-              <w:bottom w:w="80" w:type="dxa"/>
-              <w:right w:w="140" w:type="dxa"/>
-            </w:tcMar>
-          </w:tcPr>
-          <w:p>
-            <w:pPr>
-              <w:spacing w:after="0"/>
-            </w:pPr>
-            <w:r>
-              <w:rPr>
-                <w:rFonts w:ascii="Aptos" w:hAnsi="Aptos"/>
-                <w:b w:val="0"/>
-                <w:i w:val="0"/>
-                <w:color w:val="1A1A1A"/>
-                <w:sz w:val="20"/>
-              </w:rPr>
-              <w:t xml:space="preserve">Legacy &amp; Exit</w:t>
-            </w:r>
-          </w:p>
-        </w:tc>
-        <w:tc>
-          <w:tcPr>
-            <w:tcW w:type="dxa" w:w="6180"/>
-            <w:tcBorders>
-              <w:top w:val="single" w:sz="4" w:space="0" w:color="D9C58A"/>
-              <w:left w:val="single" w:sz="4" w:space="0" w:color="D9C58A"/>
-              <w:bottom w:val="single" w:sz="4" w:space="0" w:color="D9C58A"/>
-              <w:right w:val="single" w:sz="4" w:space="0" w:color="D9C58A"/>
-            </w:tcBorders>
-            <w:tcMar>
-              <w:top w:w="80" w:type="dxa"/>
-              <w:left w:w="140" w:type="dxa"/>
-              <w:bottom w:w="80" w:type="dxa"/>
-              <w:right w:w="140" w:type="dxa"/>
-            </w:tcMar>
-          </w:tcPr>
-          <w:p>
-            <w:pPr>
-              <w:spacing w:after="0"/>
-            </w:pPr>
-            <w:r>
-              <w:rPr>
-                <w:rFonts w:ascii="Aptos" w:hAnsi="Aptos"/>
-                <w:b w:val="0"/>
-                <w:i w:val="0"/>
-                <w:color w:val="1A1A1A"/>
-                <w:sz w:val="20"/>
-              </w:rPr>
-              <w:t xml:space="preserve">Look back at the 2023 memorial tree photo in the Learn section. True or false and exit ticket (Parts 8–9).</w:t>
+              <w:t xml:space="preserve">Opinion scale, confidence check and exit ticket.</w:t>
             </w:r>
           </w:p>
         </w:tc>
@@ -2105,7 +1871,7 @@
                 <w:color w:val="1A1A1A"/>
                 <w:sz w:val="20"/>
               </w:rPr>
-              <w:t xml:space="preserve">Works as a nurse in New Jersey, USA.</w:t>
+              <w:t xml:space="preserve">Works as a nurse in New Jersey, USA. Then deputy matron at a nursing home in Manchester.</w:t>
             </w:r>
           </w:p>
         </w:tc>
@@ -2143,7 +1909,7 @@
                 <w:color w:val="1A1A1A"/>
                 <w:sz w:val="20"/>
               </w:rPr>
-              <w:t xml:space="preserve">Early 1960s</w:t>
+              <w:t xml:space="preserve">1964</w:t>
             </w:r>
           </w:p>
         </w:tc>
@@ -2176,7 +1942,7 @@
                 <w:color w:val="1A1A1A"/>
                 <w:sz w:val="20"/>
               </w:rPr>
-              <w:t xml:space="preserve">Deputy matron at a nursing home in Manchester.</w:t>
+              <w:t xml:space="preserve">Matron of St Winifred's maternity hospital, Ilkley – the NHS's first Black matron, aged 36. Receives about 350 letters of support.</w:t>
             </w:r>
           </w:p>
         </w:tc>
@@ -2214,7 +1980,7 @@
                 <w:color w:val="1A1A1A"/>
                 <w:sz w:val="20"/>
               </w:rPr>
-              <w:t xml:space="preserve">1964</w:t>
+              <w:t xml:space="preserve">1971–1987</w:t>
             </w:r>
           </w:p>
         </w:tc>
@@ -2247,7 +2013,7 @@
                 <w:color w:val="1A1A1A"/>
                 <w:sz w:val="20"/>
               </w:rPr>
-              <w:t xml:space="preserve">Matron of St Winifred's maternity hospital, Ilkley, West Yorkshire – the NHS's first Black matron, aged 36.</w:t>
+              <w:t xml:space="preserve">Children's hospital in Menston, then a health visitor in Ilkley and Bingley until she retires.</w:t>
             </w:r>
           </w:p>
         </w:tc>
@@ -2285,7 +2051,7 @@
                 <w:color w:val="1A1A1A"/>
                 <w:sz w:val="20"/>
               </w:rPr>
-              <w:t xml:space="preserve">1971–1987</w:t>
+              <w:t xml:space="preserve">2004</w:t>
             </w:r>
           </w:p>
         </w:tc>
@@ -2318,7 +2084,7 @@
                 <w:color w:val="1A1A1A"/>
                 <w:sz w:val="20"/>
               </w:rPr>
-              <w:t xml:space="preserve">Children's hospital in Menston, then a health visitor in Ilkley and Bingley until she retires.</w:t>
+              <w:t xml:space="preserve">Dies, aged 76.</w:t>
             </w:r>
           </w:p>
         </w:tc>
@@ -2345,7 +2111,6 @@
           </w:tcPr>
           <w:p>
             <w:pPr>
-              <w:keepNext/>
               <w:spacing w:after="0"/>
             </w:pPr>
             <w:r>
@@ -2356,7 +2121,7 @@
                 <w:color w:val="1A1A1A"/>
                 <w:sz w:val="20"/>
               </w:rPr>
-              <w:t xml:space="preserve">2004</w:t>
+              <w:t xml:space="preserve">2018–2024</w:t>
             </w:r>
           </w:p>
         </w:tc>
@@ -2378,7 +2143,6 @@
           </w:tcPr>
           <w:p>
             <w:pPr>
-              <w:keepNext/>
               <w:spacing w:after="0"/>
             </w:pPr>
             <w:r>
@@ -2389,218 +2153,7 @@
                 <w:color w:val="1A1A1A"/>
                 <w:sz w:val="20"/>
               </w:rPr>
-              <w:t xml:space="preserve">Dies, aged 76.</w:t>
-            </w:r>
-          </w:p>
-        </w:tc>
-      </w:tr>
-      <w:tr>
-        <w:trPr>
-          <w:cantSplit/>
-        </w:trPr>
-        <w:tc>
-          <w:tcPr>
-            <w:tcW w:type="dxa" w:w="2154"/>
-            <w:tcBorders>
-              <w:top w:val="single" w:sz="4" w:space="0" w:color="D9C58A"/>
-              <w:left w:val="single" w:sz="4" w:space="0" w:color="D9C58A"/>
-              <w:bottom w:val="single" w:sz="4" w:space="0" w:color="D9C58A"/>
-              <w:right w:val="single" w:sz="4" w:space="0" w:color="D9C58A"/>
-            </w:tcBorders>
-            <w:tcMar>
-              <w:top w:w="80" w:type="dxa"/>
-              <w:left w:w="140" w:type="dxa"/>
-              <w:bottom w:w="80" w:type="dxa"/>
-              <w:right w:w="140" w:type="dxa"/>
-            </w:tcMar>
-          </w:tcPr>
-          <w:p>
-            <w:pPr>
-              <w:keepNext/>
-              <w:spacing w:after="0"/>
-            </w:pPr>
-            <w:r>
-              <w:rPr>
-                <w:rFonts w:ascii="Aptos" w:hAnsi="Aptos"/>
-                <w:b w:val="0"/>
-                <w:i w:val="0"/>
-                <w:color w:val="1A1A1A"/>
-                <w:sz w:val="20"/>
-              </w:rPr>
-              <w:t xml:space="preserve">2018</w:t>
-            </w:r>
-          </w:p>
-        </w:tc>
-        <w:tc>
-          <w:tcPr>
-            <w:tcW w:type="dxa" w:w="7087"/>
-            <w:tcBorders>
-              <w:top w:val="single" w:sz="4" w:space="0" w:color="D9C58A"/>
-              <w:left w:val="single" w:sz="4" w:space="0" w:color="D9C58A"/>
-              <w:bottom w:val="single" w:sz="4" w:space="0" w:color="D9C58A"/>
-              <w:right w:val="single" w:sz="4" w:space="0" w:color="D9C58A"/>
-            </w:tcBorders>
-            <w:tcMar>
-              <w:top w:w="80" w:type="dxa"/>
-              <w:left w:w="140" w:type="dxa"/>
-              <w:bottom w:w="80" w:type="dxa"/>
-              <w:right w:w="140" w:type="dxa"/>
-            </w:tcMar>
-          </w:tcPr>
-          <w:p>
-            <w:pPr>
-              <w:keepNext/>
-              <w:spacing w:after="0"/>
-            </w:pPr>
-            <w:r>
-              <w:rPr>
-                <w:rFonts w:ascii="Aptos" w:hAnsi="Aptos"/>
-                <w:b w:val="0"/>
-                <w:i w:val="0"/>
-                <w:color w:val="1A1A1A"/>
-                <w:sz w:val="20"/>
-              </w:rPr>
-              <w:t xml:space="preserve">Plaque unveiled at St James' Hospital, Balham, on what would have been her 91st birthday.</w:t>
-            </w:r>
-          </w:p>
-        </w:tc>
-      </w:tr>
-      <w:tr>
-        <w:trPr>
-          <w:cantSplit/>
-        </w:trPr>
-        <w:tc>
-          <w:tcPr>
-            <w:tcW w:type="dxa" w:w="2154"/>
-            <w:tcBorders>
-              <w:top w:val="single" w:sz="4" w:space="0" w:color="D9C58A"/>
-              <w:left w:val="single" w:sz="4" w:space="0" w:color="D9C58A"/>
-              <w:bottom w:val="single" w:sz="4" w:space="0" w:color="D9C58A"/>
-              <w:right w:val="single" w:sz="4" w:space="0" w:color="D9C58A"/>
-            </w:tcBorders>
-            <w:tcMar>
-              <w:top w:w="80" w:type="dxa"/>
-              <w:left w:w="140" w:type="dxa"/>
-              <w:bottom w:w="80" w:type="dxa"/>
-              <w:right w:w="140" w:type="dxa"/>
-            </w:tcMar>
-          </w:tcPr>
-          <w:p>
-            <w:pPr>
-              <w:keepNext/>
-              <w:spacing w:after="0"/>
-            </w:pPr>
-            <w:r>
-              <w:rPr>
-                <w:rFonts w:ascii="Aptos" w:hAnsi="Aptos"/>
-                <w:b w:val="0"/>
-                <w:i w:val="0"/>
-                <w:color w:val="1A1A1A"/>
-                <w:sz w:val="20"/>
-              </w:rPr>
-              <w:t xml:space="preserve">2023</w:t>
-            </w:r>
-          </w:p>
-        </w:tc>
-        <w:tc>
-          <w:tcPr>
-            <w:tcW w:type="dxa" w:w="7087"/>
-            <w:tcBorders>
-              <w:top w:val="single" w:sz="4" w:space="0" w:color="D9C58A"/>
-              <w:left w:val="single" w:sz="4" w:space="0" w:color="D9C58A"/>
-              <w:bottom w:val="single" w:sz="4" w:space="0" w:color="D9C58A"/>
-              <w:right w:val="single" w:sz="4" w:space="0" w:color="D9C58A"/>
-            </w:tcBorders>
-            <w:tcMar>
-              <w:top w:w="80" w:type="dxa"/>
-              <w:left w:w="140" w:type="dxa"/>
-              <w:bottom w:w="80" w:type="dxa"/>
-              <w:right w:w="140" w:type="dxa"/>
-            </w:tcMar>
-          </w:tcPr>
-          <w:p>
-            <w:pPr>
-              <w:keepNext/>
-              <w:spacing w:after="0"/>
-            </w:pPr>
-            <w:r>
-              <w:rPr>
-                <w:rFonts w:ascii="Aptos" w:hAnsi="Aptos"/>
-                <w:b w:val="0"/>
-                <w:i w:val="0"/>
-                <w:color w:val="1A1A1A"/>
-                <w:sz w:val="20"/>
-              </w:rPr>
-              <w:t xml:space="preserve">Memorial tree planted at St George's Hospital by her sister Jeune Singh and former colleagues.</w:t>
-            </w:r>
-          </w:p>
-        </w:tc>
-      </w:tr>
-      <w:tr>
-        <w:trPr>
-          <w:cantSplit/>
-        </w:trPr>
-        <w:tc>
-          <w:tcPr>
-            <w:tcW w:type="dxa" w:w="2154"/>
-            <w:tcBorders>
-              <w:top w:val="single" w:sz="4" w:space="0" w:color="D9C58A"/>
-              <w:left w:val="single" w:sz="4" w:space="0" w:color="D9C58A"/>
-              <w:bottom w:val="single" w:sz="4" w:space="0" w:color="D9C58A"/>
-              <w:right w:val="single" w:sz="4" w:space="0" w:color="D9C58A"/>
-            </w:tcBorders>
-            <w:tcMar>
-              <w:top w:w="80" w:type="dxa"/>
-              <w:left w:w="140" w:type="dxa"/>
-              <w:bottom w:w="80" w:type="dxa"/>
-              <w:right w:w="140" w:type="dxa"/>
-            </w:tcMar>
-          </w:tcPr>
-          <w:p>
-            <w:pPr>
-              <w:spacing w:after="0"/>
-            </w:pPr>
-            <w:r>
-              <w:rPr>
-                <w:rFonts w:ascii="Aptos" w:hAnsi="Aptos"/>
-                <w:b w:val="0"/>
-                <w:i w:val="0"/>
-                <w:color w:val="1A1A1A"/>
-                <w:sz w:val="20"/>
-              </w:rPr>
-              <w:t xml:space="preserve">Feb 2024</w:t>
-            </w:r>
-          </w:p>
-        </w:tc>
-        <w:tc>
-          <w:tcPr>
-            <w:tcW w:type="dxa" w:w="7087"/>
-            <w:tcBorders>
-              <w:top w:val="single" w:sz="4" w:space="0" w:color="D9C58A"/>
-              <w:left w:val="single" w:sz="4" w:space="0" w:color="D9C58A"/>
-              <w:bottom w:val="single" w:sz="4" w:space="0" w:color="D9C58A"/>
-              <w:right w:val="single" w:sz="4" w:space="0" w:color="D9C58A"/>
-            </w:tcBorders>
-            <w:tcMar>
-              <w:top w:w="80" w:type="dxa"/>
-              <w:left w:w="140" w:type="dxa"/>
-              <w:bottom w:w="80" w:type="dxa"/>
-              <w:right w:w="140" w:type="dxa"/>
-            </w:tcMar>
-          </w:tcPr>
-          <w:p>
-            <w:pPr>
-              <w:spacing w:after="0"/>
-            </w:pPr>
-            <w:r>
-              <w:rPr>
-                <w:rFonts w:ascii="Aptos" w:hAnsi="Aptos"/>
-                <w:b w:val="0"/>
-                <w:i w:val="0"/>
-                <w:color w:val="1A1A1A"/>
-                <w:sz w:val="20"/>
-              </w:rPr>
-              <w:t xml:space="preserve">The first official national blue plaque outside London is unveiled for her in Ilkley.</w:t>
+              <w:t xml:space="preserve">Plaque at St James' Hospital (2018); memorial tree at St George's (2023); national blue plaque in Ilkley (2024).</w:t>
             </w:r>
           </w:p>
         </w:tc>
@@ -2614,6 +2167,356 @@
         <w:rPr>
           <w:sz w:val="4"/>
         </w:rPr>
+      </w:r>
+    </w:p>
+    <w:p>
+      <w:pPr>
+        <w:keepNext/>
+        <w:pBdr>
+          <w:top w:val="single" w:sz="4" w:space="4" w:color="007A3D"/>
+          <w:left w:val="single" w:sz="4" w:space="6" w:color="007A3D"/>
+          <w:bottom w:val="single" w:sz="4" w:space="4" w:color="007A3D"/>
+          <w:right w:val="single" w:sz="4" w:space="6" w:color="007A3D"/>
+        </w:pBdr>
+        <w:shd w:val="clear" w:color="auto" w:fill="007A3D"/>
+        <w:spacing w:before="200" w:after="120"/>
+        <w:ind w:left="68" w:right="68"/>
+      </w:pPr>
+      <w:r>
+        <w:rPr>
+          <w:rFonts w:ascii="Aptos Display" w:hAnsi="Aptos Display"/>
+          <w:b/>
+          <w:i w:val="0"/>
+          <w:color w:val="FFFFFF"/>
+          <w:sz w:val="27"/>
+        </w:rPr>
+        <w:t xml:space="preserve">6.  Delivery Notes</w:t>
+      </w:r>
+    </w:p>
+    <w:p>
+      <w:pPr>
+        <w:spacing w:after="60"/>
+        <w:ind w:left="454" w:hanging="255"/>
+      </w:pPr>
+      <w:r>
+        <w:rPr>
+          <w:rFonts w:ascii="Aptos" w:hAnsi="Aptos"/>
+          <w:b/>
+          <w:i w:val="0"/>
+          <w:color w:val="CE1126"/>
+          <w:sz w:val="16"/>
+        </w:rPr>
+        <w:t xml:space="preserve">■  </w:t>
+      </w:r>
+      <w:r>
+        <w:rPr>
+          <w:rFonts w:ascii="Aptos" w:hAnsi="Aptos"/>
+          <w:b/>
+          <w:i w:val="0"/>
+          <w:color w:val="1A1A1A"/>
+          <w:sz w:val="20"/>
+        </w:rPr>
+        <w:t xml:space="preserve">Photo detective: </w:t>
+      </w:r>
+      <w:r>
+        <w:rPr>
+          <w:rFonts w:ascii="Aptos" w:hAnsi="Aptos"/>
+          <w:b w:val="0"/>
+          <w:i w:val="0"/>
+          <w:color w:val="1A1A1A"/>
+          <w:sz w:val="20"/>
+        </w:rPr>
+        <w:t xml:space="preserve">the starter photo has no caption on purpose. Accept any reasoned guess.</w:t>
+      </w:r>
+    </w:p>
+    <w:p>
+      <w:pPr>
+        <w:spacing w:after="60"/>
+        <w:ind w:left="454" w:hanging="255"/>
+      </w:pPr>
+      <w:r>
+        <w:rPr>
+          <w:rFonts w:ascii="Aptos" w:hAnsi="Aptos"/>
+          <w:b/>
+          <w:i w:val="0"/>
+          <w:color w:val="E8A800"/>
+          <w:sz w:val="16"/>
+        </w:rPr>
+        <w:t xml:space="preserve">■  </w:t>
+      </w:r>
+      <w:r>
+        <w:rPr>
+          <w:rFonts w:ascii="Aptos" w:hAnsi="Aptos"/>
+          <w:b/>
+          <w:i w:val="0"/>
+          <w:color w:val="1A1A1A"/>
+          <w:sz w:val="20"/>
+        </w:rPr>
+        <w:t xml:space="preserve">Barriers &amp; bridges: </w:t>
+      </w:r>
+      <w:r>
+        <w:rPr>
+          <w:rFonts w:ascii="Aptos" w:hAnsi="Aptos"/>
+          <w:b w:val="0"/>
+          <w:i w:val="0"/>
+          <w:color w:val="1A1A1A"/>
+          <w:sz w:val="20"/>
+        </w:rPr>
+        <w:t xml:space="preserve">accept well-argued alternatives – some may say leaving home also made her stronger.</w:t>
+      </w:r>
+    </w:p>
+    <w:p>
+      <w:pPr>
+        <w:spacing w:after="60"/>
+        <w:ind w:left="454" w:hanging="255"/>
+      </w:pPr>
+      <w:r>
+        <w:rPr>
+          <w:rFonts w:ascii="Aptos" w:hAnsi="Aptos"/>
+          <w:b/>
+          <w:i w:val="0"/>
+          <w:color w:val="007A3D"/>
+          <w:sz w:val="16"/>
+        </w:rPr>
+        <w:t xml:space="preserve">■  </w:t>
+      </w:r>
+      <w:r>
+        <w:rPr>
+          <w:rFonts w:ascii="Aptos" w:hAnsi="Aptos"/>
+          <w:b/>
+          <w:i w:val="0"/>
+          <w:color w:val="1A1A1A"/>
+          <w:sz w:val="20"/>
+        </w:rPr>
+        <w:t xml:space="preserve">Letter: </w:t>
+      </w:r>
+      <w:r>
+        <w:rPr>
+          <w:rFonts w:ascii="Aptos" w:hAnsi="Aptos"/>
+          <w:b w:val="0"/>
+          <w:i w:val="0"/>
+          <w:color w:val="1A1A1A"/>
+          <w:sz w:val="20"/>
+        </w:rPr>
+        <w:t xml:space="preserve">lower-literacy learners can write three sentences using the starters.</w:t>
+      </w:r>
+    </w:p>
+    <w:p>
+      <w:pPr>
+        <w:spacing w:after="60"/>
+        <w:ind w:left="454" w:hanging="255"/>
+      </w:pPr>
+      <w:r>
+        <w:rPr>
+          <w:rFonts w:ascii="Aptos" w:hAnsi="Aptos"/>
+          <w:b/>
+          <w:i w:val="0"/>
+          <w:color w:val="CE1126"/>
+          <w:sz w:val="16"/>
+        </w:rPr>
+        <w:t xml:space="preserve">■  </w:t>
+      </w:r>
+      <w:r>
+        <w:rPr>
+          <w:rFonts w:ascii="Aptos" w:hAnsi="Aptos"/>
+          <w:b/>
+          <w:i w:val="0"/>
+          <w:color w:val="1A1A1A"/>
+          <w:sz w:val="20"/>
+        </w:rPr>
+        <w:t xml:space="preserve">Find out more: </w:t>
+      </w:r>
+      <w:r>
+        <w:rPr>
+          <w:rFonts w:ascii="Aptos" w:hAnsi="Aptos"/>
+          <w:b w:val="0"/>
+          <w:i w:val="0"/>
+          <w:color w:val="1A1A1A"/>
+          <w:sz w:val="20"/>
+        </w:rPr>
+        <w:t xml:space="preserve">the Royal College of Nursing website (rcn.org.uk) covers nursing history and routes into nursing.</w:t>
+      </w:r>
+    </w:p>
+    <w:p>
+      <w:pPr>
+        <w:spacing w:after="0" w:line="160" w:lineRule="exact"/>
+      </w:pPr>
+      <w:r>
+        <w:rPr>
+          <w:sz w:val="4"/>
+        </w:rPr>
+      </w:r>
+    </w:p>
+    <w:p>
+      <w:pPr>
+        <w:keepNext/>
+        <w:pBdr>
+          <w:top w:val="single" w:sz="4" w:space="4" w:color="CE1126"/>
+          <w:left w:val="single" w:sz="4" w:space="6" w:color="CE1126"/>
+          <w:bottom w:val="single" w:sz="4" w:space="4" w:color="CE1126"/>
+          <w:right w:val="single" w:sz="4" w:space="6" w:color="CE1126"/>
+        </w:pBdr>
+        <w:shd w:val="clear" w:color="auto" w:fill="CE1126"/>
+        <w:spacing w:before="200" w:after="120"/>
+        <w:ind w:left="68" w:right="68"/>
+      </w:pPr>
+      <w:r>
+        <w:rPr>
+          <w:rFonts w:ascii="Aptos Display" w:hAnsi="Aptos Display"/>
+          <w:b/>
+          <w:i w:val="0"/>
+          <w:color w:val="FFFFFF"/>
+          <w:sz w:val="27"/>
+        </w:rPr>
+        <w:t xml:space="preserve">7.  Answer Key</w:t>
+      </w:r>
+    </w:p>
+    <w:p>
+      <w:pPr>
+        <w:keepNext/>
+        <w:spacing w:before="0" w:after="40"/>
+      </w:pPr>
+      <w:r>
+        <w:rPr>
+          <w:rFonts w:ascii="Aptos" w:hAnsi="Aptos"/>
+          <w:b/>
+          <w:i w:val="0"/>
+          <w:color w:val="007A3D"/>
+          <w:sz w:val="21"/>
+        </w:rPr>
+        <w:t xml:space="preserve">Match it</w:t>
+      </w:r>
+    </w:p>
+    <w:p>
+      <w:pPr>
+        <w:spacing w:before="0" w:after="120"/>
+      </w:pPr>
+      <w:r>
+        <w:rPr>
+          <w:rFonts w:ascii="Aptos" w:hAnsi="Aptos"/>
+          <w:b w:val="0"/>
+          <w:i w:val="0"/>
+          <w:color w:val="1A1A1A"/>
+          <w:sz w:val="20"/>
+        </w:rPr>
+        <w:t xml:space="preserve">Matron – B  ·  Midwife – C  ·  Pioneer – A  ·  Barrier – E  ·  Legacy – D</w:t>
+      </w:r>
+    </w:p>
+    <w:p>
+      <w:pPr>
+        <w:keepNext/>
+        <w:spacing w:before="0" w:after="40"/>
+      </w:pPr>
+      <w:r>
+        <w:rPr>
+          <w:rFonts w:ascii="Aptos" w:hAnsi="Aptos"/>
+          <w:b/>
+          <w:i w:val="0"/>
+          <w:color w:val="007A3D"/>
+          <w:sz w:val="21"/>
+        </w:rPr>
+        <w:t xml:space="preserve">Put it in order</w:t>
+      </w:r>
+    </w:p>
+    <w:p>
+      <w:pPr>
+        <w:spacing w:before="0" w:after="120"/>
+      </w:pPr>
+      <w:r>
+        <w:rPr>
+          <w:rFonts w:ascii="Aptos" w:hAnsi="Aptos"/>
+          <w:b w:val="0"/>
+          <w:i w:val="0"/>
+          <w:color w:val="1A1A1A"/>
+          <w:sz w:val="20"/>
+        </w:rPr>
+        <w:t xml:space="preserve">Born in British Guiana (1)  ·  Training in Georgetown (2)  ·  Arrives at Plymouth (3)  ·  Qualifies (4)  ·  New Jersey (5)  ·  First Black matron (6)  ·  Retires (7)  ·  Blue plaque (8)</w:t>
+      </w:r>
+    </w:p>
+    <w:p>
+      <w:pPr>
+        <w:keepNext/>
+        <w:spacing w:before="0" w:after="40"/>
+      </w:pPr>
+      <w:r>
+        <w:rPr>
+          <w:rFonts w:ascii="Aptos" w:hAnsi="Aptos"/>
+          <w:b/>
+          <w:i w:val="0"/>
+          <w:color w:val="007A3D"/>
+          <w:sz w:val="21"/>
+        </w:rPr>
+        <w:t xml:space="preserve">Barriers &amp; bridges</w:t>
+      </w:r>
+    </w:p>
+    <w:p>
+      <w:pPr>
+        <w:spacing w:before="0" w:after="120"/>
+      </w:pPr>
+      <w:r>
+        <w:rPr>
+          <w:rFonts w:ascii="Aptos" w:hAnsi="Aptos"/>
+          <w:b w:val="0"/>
+          <w:i w:val="0"/>
+          <w:color w:val="1A1A1A"/>
+          <w:sz w:val="20"/>
+        </w:rPr>
+        <w:t xml:space="preserve">Barriers: A, C, E  ·  Bridges: B, D, F</w:t>
+      </w:r>
+    </w:p>
+    <w:p>
+      <w:pPr>
+        <w:keepNext/>
+        <w:spacing w:before="0" w:after="40"/>
+      </w:pPr>
+      <w:r>
+        <w:rPr>
+          <w:rFonts w:ascii="Aptos" w:hAnsi="Aptos"/>
+          <w:b/>
+          <w:i w:val="0"/>
+          <w:color w:val="007A3D"/>
+          <w:sz w:val="21"/>
+        </w:rPr>
+        <w:t xml:space="preserve">True or false</w:t>
+      </w:r>
+    </w:p>
+    <w:p>
+      <w:pPr>
+        <w:spacing w:before="0" w:after="120"/>
+      </w:pPr>
+      <w:r>
+        <w:rPr>
+          <w:rFonts w:ascii="Aptos" w:hAnsi="Aptos"/>
+          <w:b w:val="0"/>
+          <w:i w:val="0"/>
+          <w:color w:val="1A1A1A"/>
+          <w:sz w:val="20"/>
+        </w:rPr>
+        <w:t xml:space="preserve">1 False (British Guiana / Guyana)  ·  2 True  ·  3 False (Ilkley)  ·  4 True  ·  5 False (a tree was planted)  ·  6 True</w:t>
+      </w:r>
+    </w:p>
+    <w:p>
+      <w:pPr>
+        <w:keepNext/>
+        <w:pBdr>
+          <w:top w:val="single" w:sz="4" w:space="4" w:color="E8A800"/>
+          <w:left w:val="single" w:sz="4" w:space="6" w:color="E8A800"/>
+          <w:bottom w:val="single" w:sz="4" w:space="4" w:color="E8A800"/>
+          <w:right w:val="single" w:sz="4" w:space="6" w:color="E8A800"/>
+        </w:pBdr>
+        <w:shd w:val="clear" w:color="auto" w:fill="E8A800"/>
+        <w:spacing w:before="200" w:after="120"/>
+        <w:ind w:left="68" w:right="68"/>
+      </w:pPr>
+      <w:r>
+        <w:rPr>
+          <w:rFonts w:ascii="Aptos Display" w:hAnsi="Aptos Display"/>
+          <w:b/>
+          <w:i w:val="0"/>
+          <w:color w:val="1A1A1A"/>
+          <w:sz w:val="27"/>
+        </w:rPr>
+        <w:t xml:space="preserve">8.  Sensitivity &amp; Safeguarding</w:t>
       </w:r>
     </w:p>
     <w:tbl>
@@ -2635,11 +2538,11 @@
             <w:tcW w:type="dxa" w:w="9242"/>
             <w:tcBorders>
               <w:top w:val="nil"/>
-              <w:left w:val="single" w:sz="36" w:space="0" w:color="E8A800"/>
+              <w:left w:val="single" w:sz="36" w:space="0" w:color="CE1126"/>
               <w:bottom w:val="nil"/>
               <w:right w:val="nil"/>
             </w:tcBorders>
-            <w:shd w:val="clear" w:color="auto" w:fill="FFF3CC"/>
+            <w:shd w:val="clear" w:color="auto" w:fill="FBE4E7"/>
             <w:tcMar>
               <w:top w:w="110" w:type="dxa"/>
               <w:left w:w="220" w:type="dxa"/>
@@ -2656,15 +2559,15 @@
                 <w:rFonts w:ascii="Aptos" w:hAnsi="Aptos"/>
                 <w:b/>
                 <w:i w:val="0"/>
-                <w:color w:val="8A6400"/>
+                <w:color w:val="CE1126"/>
                 <w:sz w:val="19"/>
               </w:rPr>
-              <w:t xml:space="preserve">DID YOU KNOW?</w:t>
-            </w:r>
-          </w:p>
-          <w:p>
-            <w:pPr>
-              <w:spacing w:after="60"/>
+              <w:t xml:space="preserve">BEFORE YOU DELIVER</w:t>
+            </w:r>
+          </w:p>
+          <w:p>
+            <w:pPr>
+              <w:spacing w:after="0"/>
             </w:pPr>
             <w:r>
               <w:rPr>
@@ -2674,22 +2577,7 @@
                 <w:color w:val="1A1A1A"/>
                 <w:sz w:val="20"/>
               </w:rPr>
-              <w:t xml:space="preserve">Her younger sister was the actress Carmen Munroe, star of the TV comedy Desmond's.</w:t>
-            </w:r>
-          </w:p>
-          <w:p>
-            <w:pPr>
-              <w:spacing w:after="0"/>
-            </w:pPr>
-            <w:r>
-              <w:rPr>
-                <w:rFonts w:ascii="Aptos" w:hAnsi="Aptos"/>
-                <w:b w:val="0"/>
-                <w:i w:val="0"/>
-                <w:color w:val="1A1A1A"/>
-                <w:sz w:val="20"/>
-              </w:rPr>
-              <w:t xml:space="preserve">Her sister Jeune said Daphne “never seemed to be off duty”.</w:t>
+              <w:t xml:space="preserve">This session touches on racism at work. Some learners may share their own or their family's experiences. Acknowledge what they say and keep the focus on Daphne's achievement and the support she received.</w:t>
             </w:r>
           </w:p>
         </w:tc>
@@ -2703,6 +2591,21 @@
         <w:rPr>
           <w:sz w:val="4"/>
         </w:rPr>
+      </w:r>
+    </w:p>
+    <w:p>
+      <w:pPr>
+        <w:spacing w:before="0" w:after="120"/>
+      </w:pPr>
+      <w:r>
+        <w:rPr>
+          <w:rFonts w:ascii="Aptos" w:hAnsi="Aptos"/>
+          <w:b w:val="0"/>
+          <w:i/>
+          <w:color w:val="5E5E5E"/>
+          <w:sz w:val="20"/>
+        </w:rPr>
+        <w:t xml:space="preserve">Follow your setting's safeguarding policy. If a student makes a disclosure, stay calm, listen, do not promise confidentiality, and report it to the Designated Safeguarding Lead.</w:t>
       </w:r>
     </w:p>
     <w:p>
@@ -2726,7 +2629,7 @@
           <w:color w:val="FFFFFF"/>
           <w:sz w:val="27"/>
         </w:rPr>
-        <w:t xml:space="preserve">6.  Discussion Prompts</w:t>
+        <w:t xml:space="preserve">9.  Extension Ideas</w:t>
       </w:r>
     </w:p>
     <w:p>
@@ -2752,7 +2655,7 @@
           <w:color w:val="1A1A1A"/>
           <w:sz w:val="20"/>
         </w:rPr>
-        <w:t xml:space="preserve">Why do you think the NHS recruited nurses from the Caribbean in the 1950s?</w:t>
+        <w:t xml:space="preserve">Find out about another Windrush-generation nurse or doctor.</w:t>
       </w:r>
     </w:p>
     <w:p>
@@ -2778,892 +2681,12 @@
           <w:color w:val="1A1A1A"/>
           <w:sz w:val="20"/>
         </w:rPr>
-        <w:t xml:space="preserve">She left her family and country at 23. What would be hardest about that for you?</w:t>
-      </w:r>
-    </w:p>
-    <w:p>
-      <w:pPr>
-        <w:spacing w:after="60"/>
-        <w:ind w:left="454" w:hanging="255"/>
-      </w:pPr>
-      <w:r>
-        <w:rPr>
-          <w:rFonts w:ascii="Aptos" w:hAnsi="Aptos"/>
-          <w:b/>
-          <w:i w:val="0"/>
-          <w:color w:val="007A3D"/>
-          <w:sz w:val="16"/>
-        </w:rPr>
-        <w:t xml:space="preserve">■  </w:t>
-      </w:r>
-      <w:r>
-        <w:rPr>
-          <w:rFonts w:ascii="Aptos" w:hAnsi="Aptos"/>
-          <w:b w:val="0"/>
-          <w:i w:val="0"/>
-          <w:color w:val="1A1A1A"/>
-          <w:sz w:val="20"/>
-        </w:rPr>
-        <w:t xml:space="preserve">Why does it matter that someone is 'the first'? Who benefits?</w:t>
-      </w:r>
-    </w:p>
-    <w:p>
-      <w:pPr>
-        <w:spacing w:after="60"/>
-        <w:ind w:left="454" w:hanging="255"/>
-      </w:pPr>
-      <w:r>
-        <w:rPr>
-          <w:rFonts w:ascii="Aptos" w:hAnsi="Aptos"/>
-          <w:b/>
-          <w:i w:val="0"/>
-          <w:color w:val="CE1126"/>
-          <w:sz w:val="16"/>
-        </w:rPr>
-        <w:t xml:space="preserve">■  </w:t>
-      </w:r>
-      <w:r>
-        <w:rPr>
-          <w:rFonts w:ascii="Aptos" w:hAnsi="Aptos"/>
-          <w:b w:val="0"/>
-          <w:i w:val="0"/>
-          <w:color w:val="1A1A1A"/>
-          <w:sz w:val="20"/>
-        </w:rPr>
-        <w:t xml:space="preserve">Who is a pioneer in your family, community or area?</w:t>
-      </w:r>
-    </w:p>
-    <w:p>
-      <w:pPr>
-        <w:spacing w:after="60"/>
-        <w:ind w:left="454" w:hanging="255"/>
-      </w:pPr>
-      <w:r>
-        <w:rPr>
-          <w:rFonts w:ascii="Aptos" w:hAnsi="Aptos"/>
-          <w:b/>
-          <w:i w:val="0"/>
-          <w:color w:val="E8A800"/>
-          <w:sz w:val="16"/>
-        </w:rPr>
-        <w:t xml:space="preserve">■  </w:t>
-      </w:r>
-      <w:r>
-        <w:rPr>
-          <w:rFonts w:ascii="Aptos" w:hAnsi="Aptos"/>
-          <w:b w:val="0"/>
-          <w:i w:val="0"/>
-          <w:color w:val="1A1A1A"/>
-          <w:sz w:val="20"/>
-        </w:rPr>
-        <w:t xml:space="preserve">Many NHS staff today come from all over the world. What does her story tell us about who built the NHS?</w:t>
-      </w:r>
-    </w:p>
-    <w:p>
-      <w:pPr>
-        <w:spacing w:after="0" w:line="160" w:lineRule="exact"/>
-      </w:pPr>
-      <w:r>
-        <w:rPr>
-          <w:sz w:val="4"/>
-        </w:rPr>
-      </w:r>
-    </w:p>
-    <w:p>
-      <w:pPr>
-        <w:keepNext/>
-        <w:pBdr>
-          <w:top w:val="single" w:sz="4" w:space="4" w:color="CE1126"/>
-          <w:left w:val="single" w:sz="4" w:space="6" w:color="CE1126"/>
-          <w:bottom w:val="single" w:sz="4" w:space="4" w:color="CE1126"/>
-          <w:right w:val="single" w:sz="4" w:space="6" w:color="CE1126"/>
-        </w:pBdr>
-        <w:shd w:val="clear" w:color="auto" w:fill="CE1126"/>
-        <w:spacing w:before="200" w:after="120"/>
-        <w:ind w:left="68" w:right="68"/>
-      </w:pPr>
-      <w:r>
-        <w:rPr>
-          <w:rFonts w:ascii="Aptos Display" w:hAnsi="Aptos Display"/>
-          <w:b/>
-          <w:i w:val="0"/>
-          <w:color w:val="FFFFFF"/>
-          <w:sz w:val="27"/>
-        </w:rPr>
-        <w:t xml:space="preserve">7.  Delivery Notes</w:t>
-      </w:r>
-    </w:p>
-    <w:p>
-      <w:pPr>
-        <w:spacing w:after="60"/>
-        <w:ind w:left="454" w:hanging="255"/>
-      </w:pPr>
-      <w:r>
-        <w:rPr>
-          <w:rFonts w:ascii="Aptos" w:hAnsi="Aptos"/>
-          <w:b/>
-          <w:i w:val="0"/>
-          <w:color w:val="CE1126"/>
-          <w:sz w:val="16"/>
-        </w:rPr>
-        <w:t xml:space="preserve">■  </w:t>
-      </w:r>
-      <w:r>
-        <w:rPr>
-          <w:rFonts w:ascii="Aptos" w:hAnsi="Aptos"/>
-          <w:b/>
-          <w:i w:val="0"/>
-          <w:color w:val="1A1A1A"/>
-          <w:sz w:val="20"/>
-        </w:rPr>
-        <w:t xml:space="preserve">Photo Detective: </w:t>
-      </w:r>
-      <w:r>
-        <w:rPr>
-          <w:rFonts w:ascii="Aptos" w:hAnsi="Aptos"/>
-          <w:b w:val="0"/>
-          <w:i w:val="0"/>
-          <w:color w:val="1A1A1A"/>
-          <w:sz w:val="20"/>
-        </w:rPr>
-        <w:t xml:space="preserve">the starter photo has no caption on purpose. Accept any reasoned guess – the point is to look closely before learning her name.</w:t>
-      </w:r>
-    </w:p>
-    <w:p>
-      <w:pPr>
-        <w:spacing w:after="60"/>
-        <w:ind w:left="454" w:hanging="255"/>
-      </w:pPr>
-      <w:r>
-        <w:rPr>
-          <w:rFonts w:ascii="Aptos" w:hAnsi="Aptos"/>
-          <w:b/>
-          <w:i w:val="0"/>
-          <w:color w:val="E8A800"/>
-          <w:sz w:val="16"/>
-        </w:rPr>
-        <w:t xml:space="preserve">■  </w:t>
-      </w:r>
-      <w:r>
-        <w:rPr>
-          <w:rFonts w:ascii="Aptos" w:hAnsi="Aptos"/>
-          <w:b/>
-          <w:i w:val="0"/>
-          <w:color w:val="1A1A1A"/>
-          <w:sz w:val="20"/>
-        </w:rPr>
-        <w:t xml:space="preserve">Barriers &amp; Bridges: </w:t>
-      </w:r>
-      <w:r>
-        <w:rPr>
-          <w:rFonts w:ascii="Aptos" w:hAnsi="Aptos"/>
-          <w:b w:val="0"/>
-          <w:i w:val="0"/>
-          <w:color w:val="1A1A1A"/>
-          <w:sz w:val="20"/>
-        </w:rPr>
-        <w:t xml:space="preserve">accept well-argued alternatives. Some learners may say leaving home also made her stronger.</w:t>
-      </w:r>
-    </w:p>
-    <w:p>
-      <w:pPr>
-        <w:spacing w:after="60"/>
-        <w:ind w:left="454" w:hanging="255"/>
-      </w:pPr>
-      <w:r>
-        <w:rPr>
-          <w:rFonts w:ascii="Aptos" w:hAnsi="Aptos"/>
-          <w:b/>
-          <w:i w:val="0"/>
-          <w:color w:val="007A3D"/>
-          <w:sz w:val="16"/>
-        </w:rPr>
-        <w:t xml:space="preserve">■  </w:t>
-      </w:r>
-      <w:r>
-        <w:rPr>
-          <w:rFonts w:ascii="Aptos" w:hAnsi="Aptos"/>
-          <w:b/>
-          <w:i w:val="0"/>
-          <w:color w:val="1A1A1A"/>
-          <w:sz w:val="20"/>
-        </w:rPr>
-        <w:t xml:space="preserve">Letter: </w:t>
-      </w:r>
-      <w:r>
-        <w:rPr>
-          <w:rFonts w:ascii="Aptos" w:hAnsi="Aptos"/>
-          <w:b w:val="0"/>
-          <w:i w:val="0"/>
-          <w:color w:val="1A1A1A"/>
-          <w:sz w:val="20"/>
-        </w:rPr>
-        <w:t xml:space="preserve">lower-literacy learners can write three sentences using the starters: “Congratulations on…”, “You show us that…”, “I want to ask you…”.</w:t>
-      </w:r>
-    </w:p>
-    <w:p>
-      <w:pPr>
-        <w:spacing w:after="60"/>
-        <w:ind w:left="454" w:hanging="255"/>
-      </w:pPr>
-      <w:r>
-        <w:rPr>
-          <w:rFonts w:ascii="Aptos" w:hAnsi="Aptos"/>
-          <w:b/>
-          <w:i w:val="0"/>
-          <w:color w:val="CE1126"/>
-          <w:sz w:val="16"/>
-        </w:rPr>
-        <w:t xml:space="preserve">■  </w:t>
-      </w:r>
-      <w:r>
-        <w:rPr>
-          <w:rFonts w:ascii="Aptos" w:hAnsi="Aptos"/>
-          <w:b/>
-          <w:i w:val="0"/>
-          <w:color w:val="1A1A1A"/>
-          <w:sz w:val="20"/>
-        </w:rPr>
-        <w:t xml:space="preserve">Find out more: </w:t>
-      </w:r>
-      <w:r>
-        <w:rPr>
-          <w:rFonts w:ascii="Aptos" w:hAnsi="Aptos"/>
-          <w:b w:val="0"/>
-          <w:i w:val="0"/>
-          <w:color w:val="1A1A1A"/>
-          <w:sz w:val="20"/>
-        </w:rPr>
-        <w:t xml:space="preserve">the Royal College of Nursing website (rcn.org.uk) covers nursing history and routes into nursing and midwifery.</w:t>
-      </w:r>
-    </w:p>
-    <w:p>
-      <w:pPr>
-        <w:spacing w:after="0" w:line="160" w:lineRule="exact"/>
-      </w:pPr>
-      <w:r>
-        <w:rPr>
-          <w:sz w:val="4"/>
-        </w:rPr>
-      </w:r>
-    </w:p>
-    <w:p>
-      <w:pPr>
-        <w:keepNext/>
-        <w:pBdr>
-          <w:top w:val="single" w:sz="4" w:space="4" w:color="E8A800"/>
-          <w:left w:val="single" w:sz="4" w:space="6" w:color="E8A800"/>
-          <w:bottom w:val="single" w:sz="4" w:space="4" w:color="E8A800"/>
-          <w:right w:val="single" w:sz="4" w:space="6" w:color="E8A800"/>
-        </w:pBdr>
-        <w:shd w:val="clear" w:color="auto" w:fill="E8A800"/>
-        <w:spacing w:before="200" w:after="120"/>
-        <w:ind w:left="68" w:right="68"/>
-      </w:pPr>
-      <w:r>
-        <w:rPr>
-          <w:rFonts w:ascii="Aptos Display" w:hAnsi="Aptos Display"/>
-          <w:b/>
-          <w:i w:val="0"/>
-          <w:color w:val="1A1A1A"/>
-          <w:sz w:val="27"/>
-        </w:rPr>
-        <w:t xml:space="preserve">8.  Optional: Timeline Cards</w:t>
-      </w:r>
-    </w:p>
-    <w:p>
-      <w:pPr>
-        <w:spacing w:before="0" w:after="120"/>
-      </w:pPr>
-      <w:r>
-        <w:rPr>
-          <w:rFonts w:ascii="Aptos" w:hAnsi="Aptos"/>
-          <w:b w:val="0"/>
-          <w:i/>
-          <w:color w:val="5E5E5E"/>
-          <w:sz w:val="20"/>
-        </w:rPr>
-        <w:t xml:space="preserve">Print, cut out and shuffle. Learners order them before checking against the worksheet.</w:t>
-      </w:r>
-    </w:p>
-    <w:tbl>
-      <w:tblPr>
-        <w:tblW w:type="auto" w:w="0"/>
-        <w:jc w:val="center"/>
-        <w:tblLayout w:type="fixed"/>
-        <w:tblLook w:firstColumn="1" w:firstRow="1" w:lastColumn="0" w:lastRow="0" w:noHBand="0" w:noVBand="1" w:val="04A0"/>
-      </w:tblPr>
-      <w:tblGrid>
-        <w:gridCol w:w="4620"/>
-        <w:gridCol w:w="4621"/>
-      </w:tblGrid>
-      <w:tr>
-        <w:trPr>
-          <w:cantSplit/>
-          <w:trHeight w:val="850" w:hRule="atLeast"/>
-        </w:trPr>
-        <w:tc>
-          <w:tcPr>
-            <w:tcW w:type="dxa" w:w="4620"/>
-            <w:tcBorders>
-              <w:top w:val="single" w:sz="4" w:space="0" w:color="D9C58A"/>
-              <w:left w:val="single" w:sz="4" w:space="0" w:color="D9C58A"/>
-              <w:bottom w:val="single" w:sz="4" w:space="0" w:color="D9C58A"/>
-              <w:right w:val="single" w:sz="4" w:space="0" w:color="D9C58A"/>
-            </w:tcBorders>
-            <w:tcMar>
-              <w:top w:w="80" w:type="dxa"/>
-              <w:left w:w="140" w:type="dxa"/>
-              <w:bottom w:w="80" w:type="dxa"/>
-              <w:right w:w="140" w:type="dxa"/>
-            </w:tcMar>
-            <w:vAlign w:val="center"/>
-          </w:tcPr>
-          <w:p>
-            <w:pPr>
-              <w:keepNext/>
-              <w:spacing w:after="0"/>
-              <w:jc w:val="center"/>
-            </w:pPr>
-            <w:r>
-              <w:rPr>
-                <w:rFonts w:ascii="Aptos" w:hAnsi="Aptos"/>
-                <w:b/>
-                <w:i w:val="0"/>
-                <w:color w:val="1A1A1A"/>
-                <w:sz w:val="24"/>
-              </w:rPr>
-              <w:t xml:space="preserve">Born in British Guiana (1927)</w:t>
-            </w:r>
-          </w:p>
-        </w:tc>
-        <w:tc>
-          <w:tcPr>
-            <w:tcW w:type="dxa" w:w="4621"/>
-            <w:tcBorders>
-              <w:top w:val="single" w:sz="4" w:space="0" w:color="D9C58A"/>
-              <w:left w:val="single" w:sz="4" w:space="0" w:color="D9C58A"/>
-              <w:bottom w:val="single" w:sz="4" w:space="0" w:color="D9C58A"/>
-              <w:right w:val="single" w:sz="4" w:space="0" w:color="D9C58A"/>
-            </w:tcBorders>
-            <w:tcMar>
-              <w:top w:w="80" w:type="dxa"/>
-              <w:left w:w="140" w:type="dxa"/>
-              <w:bottom w:w="80" w:type="dxa"/>
-              <w:right w:w="140" w:type="dxa"/>
-            </w:tcMar>
-            <w:vAlign w:val="center"/>
-          </w:tcPr>
-          <w:p>
-            <w:pPr>
-              <w:keepNext/>
-              <w:spacing w:after="0"/>
-              <w:jc w:val="center"/>
-            </w:pPr>
-            <w:r>
-              <w:rPr>
-                <w:rFonts w:ascii="Aptos" w:hAnsi="Aptos"/>
-                <w:b/>
-                <w:i w:val="0"/>
-                <w:color w:val="1A1A1A"/>
-                <w:sz w:val="24"/>
-              </w:rPr>
-              <w:t xml:space="preserve">Starts nurse training in Georgetown (1945)</w:t>
-            </w:r>
-          </w:p>
-        </w:tc>
-      </w:tr>
-      <w:tr>
-        <w:trPr>
-          <w:cantSplit/>
-          <w:trHeight w:val="850" w:hRule="atLeast"/>
-        </w:trPr>
-        <w:tc>
-          <w:tcPr>
-            <w:tcW w:type="dxa" w:w="4620"/>
-            <w:tcBorders>
-              <w:top w:val="single" w:sz="4" w:space="0" w:color="D9C58A"/>
-              <w:left w:val="single" w:sz="4" w:space="0" w:color="D9C58A"/>
-              <w:bottom w:val="single" w:sz="4" w:space="0" w:color="D9C58A"/>
-              <w:right w:val="single" w:sz="4" w:space="0" w:color="D9C58A"/>
-            </w:tcBorders>
-            <w:tcMar>
-              <w:top w:w="80" w:type="dxa"/>
-              <w:left w:w="140" w:type="dxa"/>
-              <w:bottom w:w="80" w:type="dxa"/>
-              <w:right w:w="140" w:type="dxa"/>
-            </w:tcMar>
-            <w:vAlign w:val="center"/>
-          </w:tcPr>
-          <w:p>
-            <w:pPr>
-              <w:keepNext/>
-              <w:spacing w:after="0"/>
-              <w:jc w:val="center"/>
-            </w:pPr>
-            <w:r>
-              <w:rPr>
-                <w:rFonts w:ascii="Aptos" w:hAnsi="Aptos"/>
-                <w:b/>
-                <w:i w:val="0"/>
-                <w:color w:val="1A1A1A"/>
-                <w:sz w:val="24"/>
-              </w:rPr>
-              <w:t xml:space="preserve">Arrives in England at Plymouth (1951)</w:t>
-            </w:r>
-          </w:p>
-        </w:tc>
-        <w:tc>
-          <w:tcPr>
-            <w:tcW w:type="dxa" w:w="4621"/>
-            <w:tcBorders>
-              <w:top w:val="single" w:sz="4" w:space="0" w:color="D9C58A"/>
-              <w:left w:val="single" w:sz="4" w:space="0" w:color="D9C58A"/>
-              <w:bottom w:val="single" w:sz="4" w:space="0" w:color="D9C58A"/>
-              <w:right w:val="single" w:sz="4" w:space="0" w:color="D9C58A"/>
-            </w:tcBorders>
-            <w:tcMar>
-              <w:top w:w="80" w:type="dxa"/>
-              <w:left w:w="140" w:type="dxa"/>
-              <w:bottom w:w="80" w:type="dxa"/>
-              <w:right w:w="140" w:type="dxa"/>
-            </w:tcMar>
-            <w:vAlign w:val="center"/>
-          </w:tcPr>
-          <w:p>
-            <w:pPr>
-              <w:keepNext/>
-              <w:spacing w:after="0"/>
-              <w:jc w:val="center"/>
-            </w:pPr>
-            <w:r>
-              <w:rPr>
-                <w:rFonts w:ascii="Aptos" w:hAnsi="Aptos"/>
-                <w:b/>
-                <w:i w:val="0"/>
-                <w:color w:val="1A1A1A"/>
-                <w:sz w:val="24"/>
-              </w:rPr>
-              <w:t xml:space="preserve">Qualifies as a nurse and midwife (1954)</w:t>
-            </w:r>
-          </w:p>
-        </w:tc>
-      </w:tr>
-      <w:tr>
-        <w:trPr>
-          <w:cantSplit/>
-          <w:trHeight w:val="850" w:hRule="atLeast"/>
-        </w:trPr>
-        <w:tc>
-          <w:tcPr>
-            <w:tcW w:type="dxa" w:w="4620"/>
-            <w:tcBorders>
-              <w:top w:val="single" w:sz="4" w:space="0" w:color="D9C58A"/>
-              <w:left w:val="single" w:sz="4" w:space="0" w:color="D9C58A"/>
-              <w:bottom w:val="single" w:sz="4" w:space="0" w:color="D9C58A"/>
-              <w:right w:val="single" w:sz="4" w:space="0" w:color="D9C58A"/>
-            </w:tcBorders>
-            <w:tcMar>
-              <w:top w:w="80" w:type="dxa"/>
-              <w:left w:w="140" w:type="dxa"/>
-              <w:bottom w:w="80" w:type="dxa"/>
-              <w:right w:w="140" w:type="dxa"/>
-            </w:tcMar>
-            <w:vAlign w:val="center"/>
-          </w:tcPr>
-          <w:p>
-            <w:pPr>
-              <w:keepNext/>
-              <w:spacing w:after="0"/>
-              <w:jc w:val="center"/>
-            </w:pPr>
-            <w:r>
-              <w:rPr>
-                <w:rFonts w:ascii="Aptos" w:hAnsi="Aptos"/>
-                <w:b/>
-                <w:i w:val="0"/>
-                <w:color w:val="1A1A1A"/>
-                <w:sz w:val="24"/>
-              </w:rPr>
-              <w:t xml:space="preserve">Works in New Jersey, USA (1955–60)</w:t>
-            </w:r>
-          </w:p>
-        </w:tc>
-        <w:tc>
-          <w:tcPr>
-            <w:tcW w:type="dxa" w:w="4621"/>
-            <w:tcBorders>
-              <w:top w:val="single" w:sz="4" w:space="0" w:color="D9C58A"/>
-              <w:left w:val="single" w:sz="4" w:space="0" w:color="D9C58A"/>
-              <w:bottom w:val="single" w:sz="4" w:space="0" w:color="D9C58A"/>
-              <w:right w:val="single" w:sz="4" w:space="0" w:color="D9C58A"/>
-            </w:tcBorders>
-            <w:tcMar>
-              <w:top w:w="80" w:type="dxa"/>
-              <w:left w:w="140" w:type="dxa"/>
-              <w:bottom w:w="80" w:type="dxa"/>
-              <w:right w:w="140" w:type="dxa"/>
-            </w:tcMar>
-            <w:vAlign w:val="center"/>
-          </w:tcPr>
-          <w:p>
-            <w:pPr>
-              <w:keepNext/>
-              <w:spacing w:after="0"/>
-              <w:jc w:val="center"/>
-            </w:pPr>
-            <w:r>
-              <w:rPr>
-                <w:rFonts w:ascii="Aptos" w:hAnsi="Aptos"/>
-                <w:b/>
-                <w:i w:val="0"/>
-                <w:color w:val="1A1A1A"/>
-                <w:sz w:val="24"/>
-              </w:rPr>
-              <w:t xml:space="preserve">Becomes the NHS's first Black matron (1964)</w:t>
-            </w:r>
-          </w:p>
-        </w:tc>
-      </w:tr>
-      <w:tr>
-        <w:trPr>
-          <w:cantSplit/>
-          <w:trHeight w:val="850" w:hRule="atLeast"/>
-        </w:trPr>
-        <w:tc>
-          <w:tcPr>
-            <w:tcW w:type="dxa" w:w="4620"/>
-            <w:tcBorders>
-              <w:top w:val="single" w:sz="4" w:space="0" w:color="D9C58A"/>
-              <w:left w:val="single" w:sz="4" w:space="0" w:color="D9C58A"/>
-              <w:bottom w:val="single" w:sz="4" w:space="0" w:color="D9C58A"/>
-              <w:right w:val="single" w:sz="4" w:space="0" w:color="D9C58A"/>
-            </w:tcBorders>
-            <w:tcMar>
-              <w:top w:w="80" w:type="dxa"/>
-              <w:left w:w="140" w:type="dxa"/>
-              <w:bottom w:w="80" w:type="dxa"/>
-              <w:right w:w="140" w:type="dxa"/>
-            </w:tcMar>
-            <w:vAlign w:val="center"/>
-          </w:tcPr>
-          <w:p>
-            <w:pPr>
-              <w:spacing w:after="0"/>
-              <w:jc w:val="center"/>
-            </w:pPr>
-            <w:r>
-              <w:rPr>
-                <w:rFonts w:ascii="Aptos" w:hAnsi="Aptos"/>
-                <w:b/>
-                <w:i w:val="0"/>
-                <w:color w:val="1A1A1A"/>
-                <w:sz w:val="24"/>
-              </w:rPr>
-              <w:t xml:space="preserve">Retires as a health visitor (1987)</w:t>
-            </w:r>
-          </w:p>
-        </w:tc>
-        <w:tc>
-          <w:tcPr>
-            <w:tcW w:type="dxa" w:w="4621"/>
-            <w:tcBorders>
-              <w:top w:val="single" w:sz="4" w:space="0" w:color="D9C58A"/>
-              <w:left w:val="single" w:sz="4" w:space="0" w:color="D9C58A"/>
-              <w:bottom w:val="single" w:sz="4" w:space="0" w:color="D9C58A"/>
-              <w:right w:val="single" w:sz="4" w:space="0" w:color="D9C58A"/>
-            </w:tcBorders>
-            <w:tcMar>
-              <w:top w:w="80" w:type="dxa"/>
-              <w:left w:w="140" w:type="dxa"/>
-              <w:bottom w:w="80" w:type="dxa"/>
-              <w:right w:w="140" w:type="dxa"/>
-            </w:tcMar>
-            <w:vAlign w:val="center"/>
-          </w:tcPr>
-          <w:p>
-            <w:pPr>
-              <w:spacing w:after="0"/>
-              <w:jc w:val="center"/>
-            </w:pPr>
-            <w:r>
-              <w:rPr>
-                <w:rFonts w:ascii="Aptos" w:hAnsi="Aptos"/>
-                <w:b/>
-                <w:i w:val="0"/>
-                <w:color w:val="1A1A1A"/>
-                <w:sz w:val="24"/>
-              </w:rPr>
-              <w:t xml:space="preserve">Blue plaque unveiled in Ilkley (2024)</w:t>
-            </w:r>
-          </w:p>
-        </w:tc>
-      </w:tr>
-    </w:tbl>
-    <w:p>
-      <w:pPr>
-        <w:spacing w:after="0" w:line="160" w:lineRule="exact"/>
-      </w:pPr>
-      <w:r>
-        <w:rPr>
-          <w:sz w:val="4"/>
-        </w:rPr>
-      </w:r>
-    </w:p>
-    <w:p>
-      <w:pPr>
-        <w:keepNext/>
-        <w:pBdr>
-          <w:top w:val="single" w:sz="4" w:space="4" w:color="007A3D"/>
-          <w:left w:val="single" w:sz="4" w:space="6" w:color="007A3D"/>
-          <w:bottom w:val="single" w:sz="4" w:space="4" w:color="007A3D"/>
-          <w:right w:val="single" w:sz="4" w:space="6" w:color="007A3D"/>
-        </w:pBdr>
-        <w:shd w:val="clear" w:color="auto" w:fill="007A3D"/>
-        <w:spacing w:before="200" w:after="120"/>
-        <w:ind w:left="68" w:right="68"/>
-      </w:pPr>
-      <w:r>
-        <w:rPr>
-          <w:rFonts w:ascii="Aptos Display" w:hAnsi="Aptos Display"/>
-          <w:b/>
-          <w:i w:val="0"/>
-          <w:color w:val="FFFFFF"/>
-          <w:sz w:val="27"/>
-        </w:rPr>
-        <w:t xml:space="preserve">9.  Answer Key</w:t>
-      </w:r>
-    </w:p>
-    <w:p>
-      <w:pPr>
-        <w:keepNext/>
-        <w:spacing w:before="0" w:after="40"/>
-      </w:pPr>
-      <w:r>
-        <w:rPr>
-          <w:rFonts w:ascii="Aptos" w:hAnsi="Aptos"/>
-          <w:b/>
-          <w:i w:val="0"/>
-          <w:color w:val="007A3D"/>
-          <w:sz w:val="21"/>
-        </w:rPr>
-        <w:t xml:space="preserve">Part 3 – Word match</w:t>
-      </w:r>
-    </w:p>
-    <w:p>
-      <w:pPr>
-        <w:spacing w:before="0" w:after="120"/>
-      </w:pPr>
-      <w:r>
-        <w:rPr>
-          <w:rFonts w:ascii="Aptos" w:hAnsi="Aptos"/>
-          <w:b w:val="0"/>
-          <w:i w:val="0"/>
-          <w:color w:val="1A1A1A"/>
-          <w:sz w:val="20"/>
-        </w:rPr>
-        <w:t xml:space="preserve">Matron – senior nurse in charge  ·  Midwife – cares for mothers and newborn babies  ·  Pioneer – the first, opening the way  ·  Barrier – blocks or makes things harder  ·  Legacy – how a person is remembered</w:t>
-      </w:r>
-    </w:p>
-    <w:p>
-      <w:pPr>
-        <w:keepNext/>
-        <w:spacing w:before="0" w:after="40"/>
-      </w:pPr>
-      <w:r>
-        <w:rPr>
-          <w:rFonts w:ascii="Aptos" w:hAnsi="Aptos"/>
-          <w:b/>
-          <w:i w:val="0"/>
-          <w:color w:val="007A3D"/>
-          <w:sz w:val="21"/>
-        </w:rPr>
-        <w:t xml:space="preserve">Part 4 – Put her life in order</w:t>
-      </w:r>
-    </w:p>
-    <w:p>
-      <w:pPr>
-        <w:spacing w:before="0" w:after="120"/>
-      </w:pPr>
-      <w:r>
-        <w:rPr>
-          <w:rFonts w:ascii="Aptos" w:hAnsi="Aptos"/>
-          <w:b w:val="0"/>
-          <w:i w:val="0"/>
-          <w:color w:val="1A1A1A"/>
-          <w:sz w:val="20"/>
-        </w:rPr>
-        <w:t xml:space="preserve">Born in British Guiana (1)  ·  Training in Georgetown (2)  ·  Arrives at Plymouth (3)  ·  Qualifies as nurse and midwife (4)  ·  Works in New Jersey (5)  ·  First Black matron (6)  ·  Retires (7)  ·  Blue plaque (8)</w:t>
-      </w:r>
-    </w:p>
-    <w:p>
-      <w:pPr>
-        <w:keepNext/>
-        <w:spacing w:before="0" w:after="40"/>
-      </w:pPr>
-      <w:r>
-        <w:rPr>
-          <w:rFonts w:ascii="Aptos" w:hAnsi="Aptos"/>
-          <w:b/>
-          <w:i w:val="0"/>
-          <w:color w:val="007A3D"/>
-          <w:sz w:val="21"/>
-        </w:rPr>
-        <w:t xml:space="preserve">Part 5 – Barriers &amp; Bridges</w:t>
-      </w:r>
-    </w:p>
-    <w:p>
-      <w:pPr>
-        <w:spacing w:before="0" w:after="120"/>
-      </w:pPr>
-      <w:r>
-        <w:rPr>
-          <w:rFonts w:ascii="Aptos" w:hAnsi="Aptos"/>
-          <w:b w:val="0"/>
-          <w:i w:val="0"/>
-          <w:color w:val="1A1A1A"/>
-          <w:sz w:val="20"/>
-        </w:rPr>
-        <w:t xml:space="preserve">Barriers: A, C, E  ·  Bridges: B, D, F</w:t>
-      </w:r>
-    </w:p>
-    <w:p>
-      <w:pPr>
-        <w:keepNext/>
-        <w:spacing w:before="0" w:after="40"/>
-      </w:pPr>
-      <w:r>
-        <w:rPr>
-          <w:rFonts w:ascii="Aptos" w:hAnsi="Aptos"/>
-          <w:b/>
-          <w:i w:val="0"/>
-          <w:color w:val="007A3D"/>
-          <w:sz w:val="21"/>
-        </w:rPr>
-        <w:t xml:space="preserve">Part 8 – True or false</w:t>
-      </w:r>
-    </w:p>
-    <w:p>
-      <w:pPr>
-        <w:spacing w:before="0" w:after="120"/>
-      </w:pPr>
-      <w:r>
-        <w:rPr>
-          <w:rFonts w:ascii="Aptos" w:hAnsi="Aptos"/>
-          <w:b w:val="0"/>
-          <w:i w:val="0"/>
-          <w:color w:val="1A1A1A"/>
-          <w:sz w:val="20"/>
-        </w:rPr>
-        <w:t xml:space="preserve">1 False (British Guiana / Guyana)  ·  2 True  ·  3 False (Ilkley, West Yorkshire)  ·  4 True  ·  5 False (a tree was planted)  ·  6 True</w:t>
-      </w:r>
-    </w:p>
-    <w:p>
-      <w:pPr>
-        <w:keepNext/>
-        <w:pBdr>
-          <w:top w:val="single" w:sz="4" w:space="4" w:color="CE1126"/>
-          <w:left w:val="single" w:sz="4" w:space="6" w:color="CE1126"/>
-          <w:bottom w:val="single" w:sz="4" w:space="4" w:color="CE1126"/>
-          <w:right w:val="single" w:sz="4" w:space="6" w:color="CE1126"/>
-        </w:pBdr>
-        <w:shd w:val="clear" w:color="auto" w:fill="CE1126"/>
-        <w:spacing w:before="200" w:after="120"/>
-        <w:ind w:left="68" w:right="68"/>
-      </w:pPr>
-      <w:r>
-        <w:rPr>
-          <w:rFonts w:ascii="Aptos Display" w:hAnsi="Aptos Display"/>
-          <w:b/>
-          <w:i w:val="0"/>
-          <w:color w:val="FFFFFF"/>
-          <w:sz w:val="27"/>
-        </w:rPr>
-        <w:t xml:space="preserve">10.  Safeguarding</w:t>
-      </w:r>
-    </w:p>
-    <w:tbl>
-      <w:tblPr>
-        <w:tblW w:type="auto" w:w="0"/>
-        <w:jc w:val="center"/>
-        <w:tblLayout w:type="fixed"/>
-        <w:tblLook w:firstColumn="1" w:firstRow="1" w:lastColumn="0" w:lastRow="0" w:noHBand="0" w:noVBand="1" w:val="04A0"/>
-      </w:tblPr>
-      <w:tblGrid>
-        <w:gridCol w:w="9242"/>
-      </w:tblGrid>
-      <w:tr>
-        <w:trPr>
-          <w:cantSplit/>
-        </w:trPr>
-        <w:tc>
-          <w:tcPr>
-            <w:tcW w:type="dxa" w:w="9242"/>
-            <w:tcBorders>
-              <w:top w:val="nil"/>
-              <w:left w:val="single" w:sz="36" w:space="0" w:color="CE1126"/>
-              <w:bottom w:val="nil"/>
-              <w:right w:val="nil"/>
-            </w:tcBorders>
-            <w:shd w:val="clear" w:color="auto" w:fill="FBE4E7"/>
-            <w:tcMar>
-              <w:top w:w="110" w:type="dxa"/>
-              <w:left w:w="220" w:type="dxa"/>
-              <w:bottom w:w="110" w:type="dxa"/>
-              <w:right w:w="180" w:type="dxa"/>
-            </w:tcMar>
-          </w:tcPr>
-          <w:p>
-            <w:pPr>
-              <w:spacing w:after="60"/>
-            </w:pPr>
-            <w:r>
-              <w:rPr>
-                <w:rFonts w:ascii="Aptos" w:hAnsi="Aptos"/>
-                <w:b/>
-                <w:i w:val="0"/>
-                <w:color w:val="CE1126"/>
-                <w:sz w:val="19"/>
-              </w:rPr>
-              <w:t xml:space="preserve">HANDLE WITH CARE</w:t>
-            </w:r>
-          </w:p>
-          <w:p>
-            <w:pPr>
-              <w:spacing w:after="60"/>
-            </w:pPr>
-            <w:r>
-              <w:rPr>
-                <w:rFonts w:ascii="Aptos" w:hAnsi="Aptos"/>
-                <w:b w:val="0"/>
-                <w:i w:val="0"/>
-                <w:color w:val="1A1A1A"/>
-                <w:sz w:val="20"/>
-              </w:rPr>
-              <w:t xml:space="preserve">This session touches on racism at work. Learners may share their own or their family's experiences. Acknowledge what they say, keep the discussion respectful and follow your setting's safeguarding policy if anything raises concern.</w:t>
-            </w:r>
-          </w:p>
-          <w:p>
-            <w:pPr>
-              <w:spacing w:after="0"/>
-            </w:pPr>
-            <w:r>
-              <w:rPr>
-                <w:rFonts w:ascii="Aptos" w:hAnsi="Aptos"/>
-                <w:b w:val="0"/>
-                <w:i w:val="0"/>
-                <w:color w:val="1A1A1A"/>
-                <w:sz w:val="20"/>
-              </w:rPr>
-              <w:t xml:space="preserve">Keep the focus on Daphne's achievement and the support she received, not only on what she faced.</w:t>
-            </w:r>
-          </w:p>
-        </w:tc>
-      </w:tr>
-    </w:tbl>
-    <w:p>
-      <w:pPr>
-        <w:spacing w:after="0" w:line="160" w:lineRule="exact"/>
+        <w:t xml:space="preserve">Research careers in nursing and midwifery today on the Royal College of Nursing website (rcn.org.uk).</w:t>
+      </w:r>
+    </w:p>
+    <w:p>
+      <w:pPr>
+        <w:spacing w:after="0" w:line="20" w:lineRule="exact"/>
       </w:pPr>
       <w:r>
         <w:rPr>
